--- a/companies/calderwood-partners/Engagements/Walker-Murray/Meeting Minutes 2013-10-30 - Walker-Murray.docx
+++ b/companies/calderwood-partners/Engagements/Walker-Murray/Meeting Minutes 2013-10-30 - Walker-Murray.docx
@@ -7,12 +7,12 @@
         <w:pStyle w:val="Heading1"/>
       </w:pPr>
       <w:r>
-        <w:t>Working Session: Receivables and Payables Review</w:t>
+        <w:t>Minutes: Working Session on the Walker-Murray Working Capital Program</w:t>
       </w:r>
     </w:p>
     <w:p>
       <w:r>
-        <w:t>Minutes recorded by Brenda Rodriguez. Subject: the Walker-Murray working capital program, working session with the client team.</w:t>
+        <w:t>The session settled two things. The receivables findings are firm enough to start shaping into recommendations, and the inventory data is not yet good enough to trust and needs a second pull. The rest of this record covers how we got to both.</w:t>
       </w:r>
     </w:p>
     <w:p>
@@ -20,15 +20,7 @@
         <w:pStyle w:val="Heading2"/>
       </w:pPr>
       <w:r>
-        <w:t>Attendees</w:t>
-      </w:r>
-    </w:p>
-    <w:p>
-      <w:pPr>
-        <w:pStyle w:val="ListBullet"/>
-      </w:pPr>
-      <w:r>
-        <w:t>Jason Torres, Principal, Calderwood Partners</w:t>
+        <w:t>Present</w:t>
       </w:r>
     </w:p>
     <w:p>
@@ -52,6 +44,14 @@
         <w:pStyle w:val="ListBullet"/>
       </w:pPr>
       <w:r>
+        <w:t>Jason Torres, Principal, Calderwood Partners</w:t>
+      </w:r>
+    </w:p>
+    <w:p>
+      <w:pPr>
+        <w:pStyle w:val="ListBullet"/>
+      </w:pPr>
+      <w:r>
         <w:t>James Keller, Director of Operations, Walker-Murray</w:t>
       </w:r>
     </w:p>
@@ -60,51 +60,22 @@
         <w:pStyle w:val="Heading2"/>
       </w:pPr>
       <w:r>
-        <w:t>Receivables</w:t>
+        <w:t>What we discussed</w:t>
       </w:r>
     </w:p>
     <w:p>
       <w:r>
-        <w:t>I took the group through the receivables aging. The finding is that the overdue balance is concentrated, not spread: a small number of large accounts account for most of what is past terms, and several of them are past by a wide margin rather than by a few days. That is a better problem to have than a broad drift, because it can be worked account by account. In days-sales terms the receivables run longer than the sector norm John Vasquez pulled, though not dramatically so; the concentration is the more useful fact than the average. One caution I put on the record: the aging is only as good as the invoice dates behind it, and a sample check turned up a handful of invoices dated on dispatch rather than on billing, which flatters the numbers. James Keller agreed to have the billing dates confirmed against a sample before we build the collections case on them.</w:t>
-      </w:r>
-    </w:p>
-    <w:p>
-      <w:pPr>
-        <w:pStyle w:val="Heading2"/>
-      </w:pPr>
-      <w:r>
-        <w:t>Payables and terms</w:t>
+        <w:t>John Vasquez walked the group through the receivables work. Collections run well past terms in two of the client's customer segments, and a handful of large accounts carry most of the overdue balance. The pattern is consistent across the last eight quarters, so it reflects how the business runs rather than a bad month, and it is the clearest place to free cash without touching the operation. James Keller confirmed that collections sit with the accounts team and not with the sales managers who own the customer relationships, which is part of why the follow-up is slow, and the group agreed that split is worth naming in the recommendation.</w:t>
       </w:r>
     </w:p>
     <w:p>
       <w:r>
-        <w:t>On payables, the pattern is the reverse of what I expected. Walker-Murray is paying a meaningful share of its suppliers earlier than the agreed terms require, without taking an early-payment discount in return. That is cash going out the door for nothing we have yet found. The size of the leakage is not firm, but on the first cut it is not trivial, and unlike the receivables it can be corrected by changing our own behavior rather than by asking a customer to pay. Before we recommend simply paying to term, though, we need to know whether any of those early payments are buying something that does not show up on the invoice, such as priority on supply. John Vasquez is checking that against the purchasing side.</w:t>
-      </w:r>
-    </w:p>
-    <w:p>
-      <w:pPr>
-        <w:pStyle w:val="Heading2"/>
-      </w:pPr>
-      <w:r>
-        <w:t>Inventory, first look</w:t>
+        <w:t>On payables, the picture is the opposite. The client pays most suppliers faster than the terms require, which protects goodwill but leaves cash on the table, and there is room to move without straining any supplier the business depends on. Brenda Rodriguez noted that any change here should carry a short list of the suppliers worth paying early on purpose, so the recommendation reads as a deliberate policy rather than a blanket stretch of every invoice.</w:t>
       </w:r>
     </w:p>
     <w:p>
       <w:r>
-        <w:t>The inventory work is just starting. The movement data arrived, and a first pass suggests the holding is uneven across product lines, but I am not prepared to say more until it is reconciled. What I can say is that the turns differ enough between lines that a single inventory target would be the wrong instrument. Jason Torres asked that we treat the inventory as an open question at this stage rather than fold a soft number into the running total.</w:t>
-      </w:r>
-    </w:p>
-    <w:p>
-      <w:pPr>
-        <w:pStyle w:val="Heading2"/>
-      </w:pPr>
-      <w:r>
-        <w:t>Where this leaves us</w:t>
-      </w:r>
-    </w:p>
-    <w:p>
-      <w:r>
-        <w:t>We are about at the midpoint, and the shape of the opportunity is clearer than the size of it. The receivables and the early-payment findings both point to cash that can be recovered without touching operations, which is the easiest kind to argue for. The inventory is where the larger number probably sits, and it is also where I am least willing to commit to a figure yet. James Keller asked for a rough sense of the total; I declined to put a figure on it until the inventory reconciles, and noted that the receivables and payables recovery is the part we can already size with confidence.</w:t>
+        <w:t>Inventory is the problem child. The extract John Vasquez pulled does not tie out against the general ledger, and James Keller thinks the gap is in how the warehouse system books in-transit stock. Until that is resolved the group agreed not to draw any conclusion from the inventory numbers, since a working capital figure built on a bad count would not survive the first hard question. Jason Torres asked whether the reconciliation could slip the timeline; the group's read is that it will not, so long as the second pull happens in the next two weeks and the client opens access to the warehouse system owner. We also agreed to keep the three areas reported separately for now and to combine them into a single working capital figure only once the inventory count is sound.</w:t>
       </w:r>
     </w:p>
     <w:p>
@@ -136,7 +107,7 @@
               <w:rPr>
                 <w:b/>
               </w:rPr>
-              <w:t>Action</w:t>
+              <w:t>Item</w:t>
             </w:r>
           </w:p>
         </w:tc>
@@ -162,7 +133,7 @@
               <w:rPr>
                 <w:b/>
               </w:rPr>
-              <w:t>Target</w:t>
+              <w:t>Due</w:t>
             </w:r>
           </w:p>
         </w:tc>
@@ -174,7 +145,71 @@
           </w:tcPr>
           <w:p>
             <w:r>
-              <w:t>Confirm billing dates against a sample of the aged invoices</w:t>
+              <w:t>Re-pull the inventory extract and reconcile it to the ledger, with in-transit stock booked correctly</w:t>
+            </w:r>
+          </w:p>
+        </w:tc>
+        <w:tc>
+          <w:tcPr>
+            <w:tcW w:type="dxa" w:w="2880"/>
+          </w:tcPr>
+          <w:p>
+            <w:r>
+              <w:t>John Vasquez</w:t>
+            </w:r>
+          </w:p>
+        </w:tc>
+        <w:tc>
+          <w:tcPr>
+            <w:tcW w:type="dxa" w:w="2880"/>
+          </w:tcPr>
+          <w:p>
+            <w:r>
+              <w:t>Two weeks</w:t>
+            </w:r>
+          </w:p>
+        </w:tc>
+      </w:tr>
+      <w:tr>
+        <w:tc>
+          <w:tcPr>
+            <w:tcW w:type="dxa" w:w="2880"/>
+          </w:tcPr>
+          <w:p>
+            <w:r>
+              <w:t>Draft the receivables recommendation, splitting quick wins on the large overdue accounts from the structural collections fix</w:t>
+            </w:r>
+          </w:p>
+        </w:tc>
+        <w:tc>
+          <w:tcPr>
+            <w:tcW w:type="dxa" w:w="2880"/>
+          </w:tcPr>
+          <w:p>
+            <w:r>
+              <w:t>Brenda Rodriguez</w:t>
+            </w:r>
+          </w:p>
+        </w:tc>
+        <w:tc>
+          <w:tcPr>
+            <w:tcW w:type="dxa" w:w="2880"/>
+          </w:tcPr>
+          <w:p>
+            <w:r>
+              <w:t>Next session</w:t>
+            </w:r>
+          </w:p>
+        </w:tc>
+      </w:tr>
+      <w:tr>
+        <w:tc>
+          <w:tcPr>
+            <w:tcW w:type="dxa" w:w="2880"/>
+          </w:tcPr>
+          <w:p>
+            <w:r>
+              <w:t>Confirm the warehouse system owner who can explain the in-transit booking, and open access to John Vasquez</w:t>
             </w:r>
           </w:p>
         </w:tc>
@@ -194,7 +229,7 @@
           </w:tcPr>
           <w:p>
             <w:r>
-              <w:t>Before the next session</w:t>
+              <w:t>One week</w:t>
             </w:r>
           </w:p>
         </w:tc>
@@ -206,71 +241,7 @@
           </w:tcPr>
           <w:p>
             <w:r>
-              <w:t>Reconcile early-payment cases against purchasing for off-invoice terms</w:t>
-            </w:r>
-          </w:p>
-        </w:tc>
-        <w:tc>
-          <w:tcPr>
-            <w:tcW w:type="dxa" w:w="2880"/>
-          </w:tcPr>
-          <w:p>
-            <w:r>
-              <w:t>John Vasquez</w:t>
-            </w:r>
-          </w:p>
-        </w:tc>
-        <w:tc>
-          <w:tcPr>
-            <w:tcW w:type="dxa" w:w="2880"/>
-          </w:tcPr>
-          <w:p>
-            <w:r>
-              <w:t>Next two weeks</w:t>
-            </w:r>
-          </w:p>
-        </w:tc>
-      </w:tr>
-      <w:tr>
-        <w:tc>
-          <w:tcPr>
-            <w:tcW w:type="dxa" w:w="2880"/>
-          </w:tcPr>
-          <w:p>
-            <w:r>
-              <w:t>Reconcile the inventory movement data by product line</w:t>
-            </w:r>
-          </w:p>
-        </w:tc>
-        <w:tc>
-          <w:tcPr>
-            <w:tcW w:type="dxa" w:w="2880"/>
-          </w:tcPr>
-          <w:p>
-            <w:r>
-              <w:t>Brenda Rodriguez</w:t>
-            </w:r>
-          </w:p>
-        </w:tc>
-        <w:tc>
-          <w:tcPr>
-            <w:tcW w:type="dxa" w:w="2880"/>
-          </w:tcPr>
-          <w:p>
-            <w:r>
-              <w:t>Before the inventory read</w:t>
-            </w:r>
-          </w:p>
-        </w:tc>
-      </w:tr>
-      <w:tr>
-        <w:tc>
-          <w:tcPr>
-            <w:tcW w:type="dxa" w:w="2880"/>
-          </w:tcPr>
-          <w:p>
-            <w:r>
-              <w:t>Hold the collections recommendation until the invoice dates are confirmed</w:t>
+              <w:t>Set the review of the receivables findings with the client's finance leadership</w:t>
             </w:r>
           </w:p>
         </w:tc>
@@ -290,12 +261,17 @@
           </w:tcPr>
           <w:p>
             <w:r>
-              <w:t>Ongoing</w:t>
+              <w:t>Next session</w:t>
             </w:r>
           </w:p>
         </w:tc>
       </w:tr>
     </w:tbl>
+    <w:p>
+      <w:r>
+        <w:t>The next working session is set for late November, and John Vasquez will circulate the reconciled inventory data to the group before it so we are not reading numbers for the first time in the room.</w:t>
+      </w:r>
+    </w:p>
     <w:sectPr>
       <w:headerReference w:type="first" r:id="rId9"/>
       <w:headerReference w:type="default" r:id="rId10"/>
